--- a/policies/build/rewrite_reference/HCO_ROM_5_v2_REWRITE_DRAFT.docx
+++ b/policies/build/rewrite_reference/HCO_ROM_5_v2_REWRITE_DRAFT.docx
@@ -645,7 +645,7 @@
           </w:tcPr>
           <w:p>
             <w:r>
-              <w:t>Audits this policy every quarter; keeps training records; coordinates management review meetings; supports governance packs this policy requires.</w:t>
+              <w:t>Audits this policy periodically; keeps training records; coordinates management review meetings; supports governance packs this policy requires.</w:t>
             </w:r>
           </w:p>
         </w:tc>
@@ -684,7 +684,7 @@
     <w:p>
       <w:pPr/>
       <w:r>
-        <w:t>The Quality Coordinator audits this policy every quarter, checking a sample of records against each of the What-we-do steps.</w:t>
+        <w:t>The Quality Coordinator audits this policy periodically, checking a sample of records against each of the What-we-do steps.</w:t>
       </w:r>
     </w:p>
     <w:p>
@@ -696,7 +696,7 @@
     <w:p>
       <w:pPr/>
       <w:r>
-        <w:t>If an audit finds a gap that is still open after 90 days, the hospital carries out a root-cause analysis and records the findings and corrective actions.</w:t>
+        <w:t>If an audit finds a gap that is still open after a defined timeframe, the hospital carries out a root-cause analysis and records the findings and corrective actions.</w:t>
       </w:r>
     </w:p>
     <w:p>
